--- a/docs/legal/review-2026-06-16/revised-lolo-care-inc/Legal/DRAFTS/Stocks/08-founder-payment-receipts.docx
+++ b/docs/legal/review-2026-06-16/revised-lolo-care-inc/Legal/DRAFTS/Stocks/08-founder-payment-receipts.docx
@@ -16,7 +16,7 @@
         <w:pStyle w:val="Heading1"/>
       </w:pPr>
       <w:r>
-        <w:t>Receipt - Charles Petrini Poli</w:t>
+        <w:t>Receipt - Charles Petrini-Poli</w:t>
       </w:r>
     </w:p>
     <w:p>
@@ -26,7 +26,7 @@
     </w:p>
     <w:p>
       <w:r>
-        <w:t>LoLo Care Inc, a Delaware corporation, acknowledges receipt from Charles Petrini Poli of $[CHARLES TOTAL PURCHASE PRICE] as payment in full for 5,000,000 shares of Common Stock issued pursuant to that certain Founder Restricted Stock Purchase Agreement dated [DATE].</w:t>
+        <w:t>Lolo Care, Inc., a Delaware corporation, acknowledges receipt from Charles Petrini-Poli of $50.00 as payment in full for 5,000,000 shares of Common Stock issued pursuant to that certain Founder Restricted Stock Purchase Agreement dated [DATE].</w:t>
       </w:r>
     </w:p>
     <w:tbl>
@@ -78,7 +78,7 @@
           </w:tcPr>
           <w:p>
             <w:r>
-              <w:t>Charles Petrini Poli</w:t>
+              <w:t>Charles Petrini-Poli</w:t>
             </w:r>
           </w:p>
         </w:tc>
@@ -122,7 +122,7 @@
           </w:tcPr>
           <w:p>
             <w:r>
-              <w:t>$[PRICE PER SHARE]</w:t>
+              <w:t>$0.00001</w:t>
             </w:r>
           </w:p>
         </w:tc>
@@ -144,7 +144,7 @@
           </w:tcPr>
           <w:p>
             <w:r>
-              <w:t>$[CHARLES TOTAL PURCHASE PRICE]</w:t>
+              <w:t>$50.00</w:t>
             </w:r>
           </w:p>
         </w:tc>
@@ -223,7 +223,7 @@
     </w:p>
     <w:p>
       <w:r>
-        <w:t>LoLo Care Inc</w:t>
+        <w:t>Lolo Care, Inc.</w:t>
       </w:r>
     </w:p>
     <w:p>
@@ -256,7 +256,7 @@
     </w:p>
     <w:p>
       <w:r>
-        <w:t>LoLo Care Inc, a Delaware corporation, acknowledges receipt from Thibaud Peverelli of $[THIBAUD TOTAL PURCHASE PRICE] as payment in full for 3,000,000 shares of Common Stock issued pursuant to that certain Founder Restricted Stock Purchase Agreement dated [DATE].</w:t>
+        <w:t>Lolo Care, Inc., a Delaware corporation, acknowledges receipt from Thibaud Peverelli of $30.00 as payment in full for 3,000,000 shares of Common Stock issued pursuant to that certain Founder Restricted Stock Purchase Agreement dated [DATE].</w:t>
       </w:r>
     </w:p>
     <w:tbl>
@@ -352,7 +352,7 @@
           </w:tcPr>
           <w:p>
             <w:r>
-              <w:t>$[PRICE PER SHARE]</w:t>
+              <w:t>$0.00001</w:t>
             </w:r>
           </w:p>
         </w:tc>
@@ -374,7 +374,7 @@
           </w:tcPr>
           <w:p>
             <w:r>
-              <w:t>$[THIBAUD TOTAL PURCHASE PRICE]</w:t>
+              <w:t>$30.00</w:t>
             </w:r>
           </w:p>
         </w:tc>
@@ -453,7 +453,7 @@
     </w:p>
     <w:p>
       <w:r>
-        <w:t>LoLo Care Inc</w:t>
+        <w:t>Lolo Care, Inc.</w:t>
       </w:r>
     </w:p>
     <w:p>
